--- a/data/cvs/cv_42_ContentJet_Inc__Automation___Integration_Engineer.docx
+++ b/data/cvs/cv_42_ContentJet_Inc__Automation___Integration_Engineer.docx
@@ -86,7 +86,7 @@
         <w:rPr>
           <w:sz w:val="20"/>
         </w:rPr>
-        <w:t>Full Stack Developer and AI engineer with a diverse toolkit spanning Python, JavaScript, React, Node.js, PostgreSQL, and more. I've built full-stack applications for enterprise clients, from UI components to backend logic and API integrations. Currently, I'm focused on AI-driven automation, working on live projects at Copy Cat Group including API integrations, AI-powered tender scraping, and system design documentation.</w:t>
+        <w:t>Full Stack Developer and AI engineer with a background in data annotation and evaluation. I've built full-stack applications, from Python backends and REST APIs to React frontends, and have extensive experience in AI data work, including model evaluation, prompt engineering, and dataset structuring. Currently, I'm focused on automation and integration at Copy Cat Group, where I'm building production systems like an SAP API integration and an AI-powered tender scraping pipeline.</w:t>
       </w:r>
     </w:p>
     <w:p>
@@ -227,7 +227,7 @@
         <w:rPr>
           <w:sz w:val="20"/>
         </w:rPr>
-        <w:t>Oracle Cloud, Google Cloud Platform, Git, CI/CD, Docker</w:t>
+        <w:t>Oracle Cloud, Google Cloud Platform, Git, GitHub, CI/CD, Docker</w:t>
       </w:r>
     </w:p>
     <w:p>
@@ -245,7 +245,7 @@
         <w:rPr>
           <w:sz w:val="20"/>
         </w:rPr>
-        <w:t>webhook flows, data pipelines, server management, AI automation, integration infrastructure, automation plumbing, AI agent, content pipeline, creator workflow, infrastructure, n8n workflows, AI agents, API connections, MCP connectors, API orchestration, ElevenLabs, Google Veo 3.1, Creatomate</w:t>
+        <w:t>API integrations, webhook flows, data pipelines, server management, AI automation, infrastructure, AI agents, content pipelines, creator workflows, integration infrastructure, automation plumbing, manual work, reliable infrastructure, n8n workflows, AI-powered operations, AI Agent Architect, creator sourcing agent, n8n workflow, content pipeline, ElevenLabs, Creatomate, Metricool, Google Veo, OpenClaw agents, AI operations, deployment, Claude Code CLI, integration scripts, custom n8n nodes, data transformation logic, Claude Cowork, MCP connectors, multi-platform data flows, OpenClaw gateway infrastructure, agent accessibility, Slack, Telegram</w:t>
       </w:r>
     </w:p>
     <w:p>
@@ -263,7 +263,7 @@
         <w:rPr>
           <w:sz w:val="20"/>
         </w:rPr>
-        <w:t>Metricool, Instantly, Apollo, Modash, TikTok, Monday.com, Slack, Google Drive, self-hosted infrastructure, OpenClaw deployments, deployment, updates, credential management, SSL, troubleshooting, OpenClaw gateway, uptime, agent configurations, troubleshooting connectivity, tool availability, Slack/Telegram deployments, webhook-based flows</w:t>
+        <w:t>complex n8n workflows, creator pipelines, content production, outreach automation, internal operations, copy-paste, data entry, coordination tasks, Claude Code CLI, integration scripts, n8n function nodes, data transformation logic, debugging tools, Claude Cowork-orchestrated workflows, API connections, data pipelines, MCP connectors, ElevenLabs, Google Veo 3.1, Creatomate, Metricool, Instantly, Apollo, Modash, TikTok, Monday.com, Slack, Google Drive, self-hosted infrastructure, VPS, OpenClaw deployments, deployment, updates, credential management, SSL, troubleshooting, OpenClaw gateway infrastructure, uptime, agent configurations, troubleshooting connectivity, tool availability issues, Slack/Telegram deployments, webhook-base</w:t>
       </w:r>
     </w:p>
     <w:p>
@@ -313,7 +313,7 @@
         <w:rPr>
           <w:sz w:val="20"/>
         </w:rPr>
-        <w:t>Integrating SAP APIs with an internal Credit Control System for automated OA and IT processes.</w:t>
+        <w:t>Integrating SAP APIs with an internal Credit Control System, creating an automated system for OA and IT business units.</w:t>
       </w:r>
     </w:p>
     <w:p>
@@ -325,7 +325,7 @@
         <w:rPr>
           <w:sz w:val="20"/>
         </w:rPr>
-        <w:t>Authoring comprehensive System Design Documents (SDDs) for Application, Data, Integration, and Security Architecture.</w:t>
+        <w:t>Authoring technical documentation, including System Design Documents (SDDs) and Business Requirements Documents (BRDs), to guide project scope and specifications.</w:t>
       </w:r>
     </w:p>
     <w:p>
@@ -337,7 +337,7 @@
         <w:rPr>
           <w:sz w:val="20"/>
         </w:rPr>
-        <w:t>Designing and prototyping an AI-powered tender scraping pipeline to automate tender discovery and processing.</w:t>
+        <w:t>Designing and prototyping an AI-powered tender scraping pipeline to automate tender opportunity discovery and processing.</w:t>
       </w:r>
     </w:p>
     <w:p>
@@ -372,7 +372,7 @@
         <w:rPr>
           <w:sz w:val="20"/>
         </w:rPr>
-        <w:t>Generating difference-based captions for multimodal datasets, improving model accuracy through detailed annotations.</w:t>
+        <w:t>Generating difference-based captions for multimodal datasets, improving model accuracy through categorisation, bounding, and validation.</w:t>
       </w:r>
     </w:p>
     <w:p>
@@ -407,7 +407,7 @@
         <w:rPr>
           <w:sz w:val="20"/>
         </w:rPr>
-        <w:t>Built and delivered full-stack solutions, including UI components, API optimisation, and CMS-based website systems.</w:t>
+        <w:t>Building full-stack solutions with optimised UI components, APIs, and CMS-based website systems for U.S. clients.</w:t>
       </w:r>
     </w:p>
     <w:p>
@@ -442,7 +442,7 @@
         <w:rPr>
           <w:sz w:val="20"/>
         </w:rPr>
-        <w:t>Performed intent detection, slot tagging, and utterance verification for health and agriculture AI systems.</w:t>
+        <w:t>Performing intent detection, slot tagging, and utterance verification for health and agriculture AI systems, ensuring high-quality multilingual training data.</w:t>
       </w:r>
     </w:p>
     <w:p>
